--- a/docs/PayerGatewayWebAPI - PAS API Guide - Short.docx
+++ b/docs/PayerGatewayWebAPI - PAS API Guide - Short.docx
@@ -589,7 +589,7 @@
               <w:spacing w:before="40" w:after="80"/>
             </w:pPr>
             <w:r>
-              <w:t>CRD decision</w:t>
+              <w:t xml:space="preserve">EHR (the same insurance as in order-sign)</w:t>
             </w:r>
           </w:p>
         </w:tc>
@@ -605,10 +605,10 @@
               <w:rPr>
                 <w:rStyle w:val="CodeChar"/>
               </w:rPr>
-              <w:t>coverageId</w:t>
-            </w:r>
-            <w:r>
-              <w:t xml:space="preserve"> (optional)</w:t>
+              <w:t xml:space="preserve">coverageId</w:t>
+            </w:r>
+            <w:r>
+              <w:t xml:space="preserve"> (required)</w:t>
             </w:r>
           </w:p>
         </w:tc>
@@ -642,7 +642,7 @@
               <w:spacing w:before="40" w:after="80"/>
             </w:pPr>
             <w:r>
-              <w:t>EHR order</w:t>
+              <w:t xml:space="preserve">EHR (the facility)</w:t>
             </w:r>
           </w:p>
         </w:tc>
@@ -658,10 +658,10 @@
               <w:rPr>
                 <w:rStyle w:val="CodeChar"/>
               </w:rPr>
-              <w:t>orderLocationCode</w:t>
-            </w:r>
-            <w:r>
-              <w:t xml:space="preserve"> (same code as in order-sign)</w:t>
+              <w:t xml:space="preserve">orderLocationCode</w:t>
+            </w:r>
+            <w:r>
+              <w:t xml:space="preserve"> (order-sign has no facility; it is sent only to PAS)</w:t>
             </w:r>
           </w:p>
         </w:tc>
@@ -1168,25 +1168,52 @@
     </w:tbl>
     <w:p>
       <w:r>
-        <w:t xml:space="preserve">A </w:t>
+        <w:t xml:space="preserve">The gateway has no background job. For each pended request (</w:t>
       </w:r>
       <w:r>
         <w:rPr>
           <w:rStyle w:val="CodeChar"/>
         </w:rPr>
-        <w:t>pended</w:t>
-      </w:r>
-      <w:r>
-        <w:t xml:space="preserve"> request is followed by the gateway. The final decision is saved in </w:t>
+        <w:t xml:space="preserve">STATUS</w:t>
+      </w:r>
+      <w:r>
+        <w:t xml:space="preserve"> = </w:t>
       </w:r>
       <w:r>
         <w:rPr>
           <w:rStyle w:val="CodeChar"/>
         </w:rPr>
-        <w:t>PA_PRIOR_AUTH</w:t>
-      </w:r>
-      <w:r>
-        <w:t>; the EHR reads it there or with API 4.</w:t>
+        <w:t xml:space="preserve">pended</w:t>
+      </w:r>
+      <w:r>
+        <w:t xml:space="preserve"> in </w:t>
+      </w:r>
+      <w:r>
+        <w:rPr>
+          <w:rStyle w:val="CodeChar"/>
+        </w:rPr>
+        <w:t xml:space="preserve">PA_PRIOR_AUTH</w:t>
+      </w:r>
+      <w:r>
+        <w:t xml:space="preserve">) the EHR calls API 5 for the latest decision and CDex API 1 with </w:t>
+      </w:r>
+      <w:r>
+        <w:rPr>
+          <w:rStyle w:val="CodeChar"/>
+        </w:rPr>
+        <w:t xml:space="preserve">refresh=true</w:t>
+      </w:r>
+      <w:r>
+        <w:t xml:space="preserve"> for new requests for documents, on its own schedule. The final decision is saved in </w:t>
+      </w:r>
+      <w:r>
+        <w:rPr>
+          <w:rStyle w:val="CodeChar"/>
+        </w:rPr>
+        <w:t xml:space="preserve">PA_PRIOR_AUTH</w:t>
+      </w:r>
+      <w:r>
+        <w:t xml:space="preserve">; the EHR reads it there or with API 4.</w:t>
       </w:r>
     </w:p>
     <w:p>
@@ -1447,6 +1474,53 @@
             </w:pPr>
             <w:r>
               <w:t>Latest stored decision. No payer call.</w:t>
+            </w:r>
+          </w:p>
+        </w:tc>
+      </w:tr>
+      <w:tr>
+        <w:trPr>
+          <w:cantSplit/>
+        </w:trPr>
+        <w:tc>
+          <w:tcPr>
+            <w:tcW w:w="1800" w:type="dxa"/>
+          </w:tcPr>
+          <w:p>
+            <w:pPr>
+              <w:spacing w:before="40" w:after="80"/>
+            </w:pPr>
+            <w:r>
+              <w:t xml:space="preserve">API 5 Inquire</w:t>
+            </w:r>
+          </w:p>
+        </w:tc>
+        <w:tc>
+          <w:tcPr>
+            <w:tcW w:w="4560" w:type="dxa"/>
+          </w:tcPr>
+          <w:p>
+            <w:pPr>
+              <w:spacing w:before="40" w:after="80"/>
+            </w:pPr>
+            <w:r>
+              <w:rPr>
+                <w:rStyle w:val="CodeChar"/>
+              </w:rPr>
+              <w:t xml:space="preserve">POST {gateway}/api/v1/pas/requests/{requestId}/inquire</w:t>
+            </w:r>
+          </w:p>
+        </w:tc>
+        <w:tc>
+          <w:tcPr>
+            <w:tcW w:w="3000" w:type="dxa"/>
+          </w:tcPr>
+          <w:p>
+            <w:pPr>
+              <w:spacing w:before="40" w:after="80"/>
+            </w:pPr>
+            <w:r>
+              <w:t xml:space="preserve">Required for pended requests. Asks the payer for the latest decision and saves it.</w:t>
             </w:r>
           </w:p>
         </w:tc>
@@ -1985,7 +2059,7 @@
               <w:spacing w:before="40" w:after="80"/>
             </w:pPr>
             <w:r>
-              <w:t>Orders to authorize. All of the same patient and facility.</w:t>
+              <w:t xml:space="preserve">Orders to authorize. All of the same patient.</w:t>
             </w:r>
           </w:p>
         </w:tc>
@@ -2032,7 +2106,7 @@
               <w:spacing w:before="40" w:after="80"/>
             </w:pPr>
             <w:r>
-              <w:t>No</w:t>
+              <w:t xml:space="preserve">Yes</w:t>
             </w:r>
           </w:p>
         </w:tc>
@@ -2045,7 +2119,7 @@
               <w:spacing w:before="40" w:after="80"/>
             </w:pPr>
             <w:r>
-              <w:t>Insurance to use. Empty = the orders' insurance, else the only active one.</w:t>
+              <w:t xml:space="preserve">The patient's active insurance: the EHR's coverage id. In API 2 it may be left out (the first request's insurance is kept).</w:t>
             </w:r>
           </w:p>
         </w:tc>
@@ -2715,47 +2789,29 @@
         <w:spacing w:after="160"/>
       </w:pPr>
       <w:r>
-        <w:t>{</w:t>
-      </w:r>
-      <w:r>
+        <w:t xml:space="preserve">{</w:t>
         <w:br/>
         <w:t xml:space="preserve">  "requestId": "PA-2026-0001",</w:t>
-      </w:r>
-      <w:r>
         <w:br/>
         <w:t xml:space="preserve">  "payerName": "MockPayer",</w:t>
-      </w:r>
-      <w:r>
         <w:br/>
         <w:t xml:space="preserve">  "patientId": "pat-1",</w:t>
-      </w:r>
-      <w:r>
+        <w:br/>
+        <w:t xml:space="preserve">  "coverageId": "cov-1",</w:t>
         <w:br/>
         <w:t xml:space="preserve">  "orderLocationCode": "loc-main",</w:t>
-      </w:r>
-      <w:r>
         <w:br/>
         <w:t xml:space="preserve">  "requestingPractitionerId": "1234567893",</w:t>
-      </w:r>
-      <w:r>
         <w:br/>
         <w:t xml:space="preserve">  "orderIds": ["ord-1-hd"],</w:t>
-      </w:r>
-      <w:r>
         <w:br/>
         <w:t xml:space="preserve">  "priority": "routine",</w:t>
-      </w:r>
-      <w:r>
         <w:br/>
         <w:t xml:space="preserve">  "documentIds": ["doc-1-labs"],</w:t>
-      </w:r>
-      <w:r>
         <w:br/>
         <w:t xml:space="preserve">  "notes": "Patient started hemodialysis on 2026-09-01."</w:t>
-      </w:r>
-      <w:r>
         <w:br/>
-        <w:t>}</w:t>
+        <w:t xml:space="preserve">}</w:t>
       </w:r>
     </w:p>
     <w:p>
@@ -2892,22 +2948,25 @@
               <w:spacing w:before="40" w:after="80"/>
             </w:pPr>
             <w:r>
-              <w:t xml:space="preserve">Invalid JSON, a required property missing, a wrong value, unknown </w:t>
-            </w:r>
-            <w:r>
-              <w:rPr>
-                <w:rStyle w:val="CodeChar"/>
-              </w:rPr>
-              <w:t>payerName</w:t>
-            </w:r>
-            <w:r>
-              <w:t xml:space="preserve">, an order of another patient, or orders at another facility than </w:t>
-            </w:r>
-            <w:r>
-              <w:rPr>
-                <w:rStyle w:val="CodeChar"/>
-              </w:rPr>
-              <w:t>orderLocationCode</w:t>
+              <w:t xml:space="preserve">Invalid JSON, a required property missing (</w:t>
+            </w:r>
+            <w:r>
+              <w:rPr>
+                <w:rStyle w:val="CodeChar"/>
+              </w:rPr>
+              <w:t xml:space="preserve">coverageId</w:t>
+            </w:r>
+            <w:r>
+              <w:t xml:space="preserve"> included), a wrong value, unknown </w:t>
+            </w:r>
+            <w:r>
+              <w:rPr>
+                <w:rStyle w:val="CodeChar"/>
+              </w:rPr>
+              <w:t xml:space="preserve">payerName</w:t>
+            </w:r>
+            <w:r>
+              <w:t xml:space="preserve">, or an order of another patient</w:t>
             </w:r>
           </w:p>
         </w:tc>
@@ -3006,7 +3065,16 @@
               <w:spacing w:before="40" w:after="80"/>
             </w:pPr>
             <w:r>
-              <w:t>No active insurance; more than one and none chosen; an order without code; a location without facility; payer rejected the request</w:t>
+              <w:t xml:space="preserve">The insurance of </w:t>
+            </w:r>
+            <w:r>
+              <w:rPr>
+                <w:rStyle w:val="CodeChar"/>
+              </w:rPr>
+              <w:t xml:space="preserve">coverageId</w:t>
+            </w:r>
+            <w:r>
+              <w:t xml:space="preserve"> not found, of another patient or not active; an order without code; a location without facility; payer rejected the request</w:t>
             </w:r>
           </w:p>
         </w:tc>
@@ -4940,11 +5008,7 @@
               <w:spacing w:before="40" w:after="80"/>
             </w:pPr>
             <w:r>
-              <w:rPr>
-                <w:rStyle w:val="CodeChar"/>
-              </w:rPr>
-              <w:lastRenderedPageBreak/>
-              <w:t>GET {fhir}/Coverage?patient={patientId}&amp;status=active</w:t>
+              <w:t xml:space="preserve">GET {fhir}/Coverage/{coverageId}</w:t>
             </w:r>
           </w:p>
         </w:tc>
@@ -4957,7 +5021,13 @@
               <w:spacing w:before="40" w:after="80"/>
             </w:pPr>
             <w:r>
-              <w:t>Active insurance</w:t>
+              <w:t xml:space="preserve">The insurance of </w:t>
+            </w:r>
+            <w:r>
+              <w:rPr>
+                <w:rStyle w:val="CodeChar"/>
+              </w:rPr>
+              <w:t xml:space="preserve">coverageId</w:t>
             </w:r>
           </w:p>
         </w:tc>
@@ -5134,6 +5204,37 @@
             </w:pPr>
             <w:r>
               <w:t>Send the PAS Bundle to the payer</w:t>
+            </w:r>
+          </w:p>
+        </w:tc>
+      </w:tr>
+      <w:tr>
+        <w:trPr>
+          <w:cantSplit/>
+        </w:trPr>
+        <w:tc>
+          <w:tcPr>
+            <w:tcW w:w="5200" w:type="dxa"/>
+          </w:tcPr>
+          <w:p>
+            <w:pPr>
+              <w:spacing w:before="40" w:after="80"/>
+            </w:pPr>
+            <w:r>
+              <w:t xml:space="preserve">POST {payer-fhir}/Claim/$inquire</w:t>
+            </w:r>
+          </w:p>
+        </w:tc>
+        <w:tc>
+          <w:tcPr>
+            <w:tcW w:w="4160" w:type="dxa"/>
+          </w:tcPr>
+          <w:p>
+            <w:pPr>
+              <w:spacing w:before="40" w:after="80"/>
+            </w:pPr>
+            <w:r>
+              <w:t xml:space="preserve">Ask the payer for the latest decision (API 5)</w:t>
             </w:r>
           </w:p>
         </w:tc>
@@ -5291,6 +5392,109 @@
             </w:r>
             <w:r>
               <w:t>ubmit, change, cancel and read</w:t>
+            </w:r>
+          </w:p>
+        </w:tc>
+      </w:tr>
+      <w:tr>
+        <w:trPr>
+          <w:cantSplit/>
+        </w:trPr>
+        <w:tc>
+          <w:tcPr>
+            <w:tcW w:w="1200" w:type="dxa"/>
+          </w:tcPr>
+          <w:p>
+            <w:pPr>
+              <w:spacing w:before="40" w:after="80"/>
+            </w:pPr>
+            <w:r>
+              <w:t xml:space="preserve">1.1</w:t>
+            </w:r>
+          </w:p>
+        </w:tc>
+        <w:tc>
+          <w:tcPr>
+            <w:tcW w:w="1800" w:type="dxa"/>
+          </w:tcPr>
+          <w:p>
+            <w:pPr>
+              <w:spacing w:before="40" w:after="80"/>
+            </w:pPr>
+            <w:r>
+              <w:t xml:space="preserve">Oct 23, 2026</w:t>
+            </w:r>
+          </w:p>
+        </w:tc>
+        <w:tc>
+          <w:tcPr>
+            <w:tcW w:w="6360" w:type="dxa"/>
+          </w:tcPr>
+          <w:p>
+            <w:pPr>
+              <w:spacing w:before="40" w:after="80"/>
+            </w:pPr>
+            <w:r>
+              <w:t xml:space="preserve">No background job in the gateway: the EHR checks pended requests with API 5 and CDex API 1 with refresh.</w:t>
+            </w:r>
+          </w:p>
+        </w:tc>
+      </w:tr>
+      <w:tr>
+        <w:trPr>
+          <w:cantSplit/>
+        </w:trPr>
+        <w:tc>
+          <w:tcPr>
+            <w:tcW w:w="1200" w:type="dxa"/>
+          </w:tcPr>
+          <w:p>
+            <w:pPr>
+              <w:spacing w:before="40" w:after="80"/>
+            </w:pPr>
+            <w:r>
+              <w:t xml:space="preserve">1.2</w:t>
+            </w:r>
+          </w:p>
+        </w:tc>
+        <w:tc>
+          <w:tcPr>
+            <w:tcW w:w="1800" w:type="dxa"/>
+          </w:tcPr>
+          <w:p>
+            <w:pPr>
+              <w:spacing w:before="40" w:after="80"/>
+            </w:pPr>
+            <w:r>
+              <w:t xml:space="preserve">Oct 23, 2026</w:t>
+            </w:r>
+          </w:p>
+        </w:tc>
+        <w:tc>
+          <w:tcPr>
+            <w:tcW w:w="6360" w:type="dxa"/>
+          </w:tcPr>
+          <w:p>
+            <w:pPr>
+              <w:spacing w:before="40" w:after="80"/>
+            </w:pPr>
+            <w:r>
+              <w:rPr>
+                <w:rStyle w:val="CodeChar"/>
+              </w:rPr>
+              <w:t xml:space="preserve">coverageId</w:t>
+            </w:r>
+            <w:r>
+              <w:t xml:space="preserve"> is required in API 1 and read by its id. The location of the orders is no longer compared with </w:t>
+            </w:r>
+            <w:r>
+              <w:rPr>
+                <w:rStyle w:val="CodeChar"/>
+              </w:rPr>
+              <w:t xml:space="preserve">orderLocationCode</w:t>
+            </w:r>
+            <w:r>
+              <w:t xml:space="preserve">.</w:t>
             </w:r>
           </w:p>
         </w:tc>
